--- a/checklists/Эталонный1.docx
+++ b/checklists/Эталонный1.docx
@@ -162,7 +162,7 @@
                   <w:rPr>
                     <w:szCs w:val="16"/>
                   </w:rPr>
-                  <w:t>Производственное</w:t>
+                  <w:t>Бытовое</w:t>
                 </w:r>
               </w:p>
             </w:tc>
@@ -12711,8 +12711,8 @@
                 </w:placeholder>
                 <w:dropDownList>
                   <w:listItem w:value="Выберите элемент."/>
-                  <w:listItem w:displayText="Ручное разведение" w:value="Ручное разведение"/>
-                  <w:listItem w:displayText="Готовая форма" w:value="Готовая форма"/>
+                  <w:listItem w:displayText="ручное разведение" w:value="ручное разведение"/>
+                  <w:listItem w:displayText="готовая форма" w:value="готовая форма"/>
                   <w:listItem w:displayText="дозирующая система ProMax" w:value="дозирующая система ProMax"/>
                   <w:listItem w:displayText="дозирующая система ProTwin" w:value="дозирующая система ProTwin"/>
                   <w:listItem w:displayText="локтевой дозатор" w:value="локтевой дозатор"/>
@@ -12724,7 +12724,7 @@
                   <w:rPr>
                     <w:szCs w:val="16"/>
                   </w:rPr>
-                  <w:t>Ручное разведение</w:t>
+                  <w:t>ручное разведение</w:t>
                 </w:r>
               </w:sdtContent>
             </w:sdt>
@@ -15034,18 +15034,28 @@
         <w:lang w:val="en-US"/>
       </w:rPr>
     </w:pPr>
-    <w:fldSimple w:instr=" TITLE   \* MERGEFORMAT ">
-      <w:r>
-        <w:rPr>
-          <w:rStyle w:val="a6"/>
-          <w:lang w:val="en-US"/>
-        </w:rPr>
-        <w:t>Ф-ХХ</w:t>
-      </w:r>
-      <w:r>
-        <w:t>.2024</w:t>
-      </w:r>
-    </w:fldSimple>
+    <w:r>
+      <w:fldChar w:fldCharType="begin"/>
+    </w:r>
+    <w:r>
+      <w:instrText xml:space="preserve"> TITLE   \* MERGEFORMAT </w:instrText>
+    </w:r>
+    <w:r>
+      <w:fldChar w:fldCharType="separate"/>
+    </w:r>
+    <w:r>
+      <w:rPr>
+        <w:rStyle w:val="a6"/>
+        <w:lang w:val="en-US"/>
+      </w:rPr>
+      <w:t>Ф-ХХ</w:t>
+    </w:r>
+    <w:r>
+      <w:t>.2024</w:t>
+    </w:r>
+    <w:r>
+      <w:fldChar w:fldCharType="end"/>
+    </w:r>
   </w:p>
 </w:hdr>
 </file>
@@ -20520,7 +20530,7 @@
       <w:docPartBody>
         <w:p>
           <w:pPr>
-            <w:pStyle w:val="5B3AC5123BD04339B95A32F4E2B6D8FD"/>
+            <w:pStyle w:val="5B3AC5123BD04339B95A32F4E2B6D8FD1"/>
           </w:pPr>
           <w:r>
             <w:rPr>
@@ -20640,6 +20650,7 @@
     <w:rsid w:val="003333B4"/>
     <w:rsid w:val="00383E49"/>
     <w:rsid w:val="00465EA2"/>
+    <w:rsid w:val="004A40BC"/>
     <w:rsid w:val="005D2B6B"/>
     <w:rsid w:val="006E0DC2"/>
     <w:rsid w:val="00745DD8"/>
@@ -20655,6 +20666,7 @@
     <w:rsid w:val="00CA3021"/>
     <w:rsid w:val="00CF0BAE"/>
     <w:rsid w:val="00CF32E1"/>
+    <w:rsid w:val="00E6696E"/>
     <w:rsid w:val="00EE2989"/>
     <w:rsid w:val="00FF2AA0"/>
   </w:rsids>
@@ -21110,7 +21122,7 @@
     <w:basedOn w:val="a0"/>
     <w:uiPriority w:val="99"/>
     <w:semiHidden/>
-    <w:rsid w:val="00465EA2"/>
+    <w:rsid w:val="00E6696E"/>
     <w:rPr>
       <w:color w:val="808080"/>
     </w:rPr>
@@ -21180,6 +21192,18 @@
   <w:style w:type="paragraph" w:customStyle="1" w:styleId="A0711B191F8A4ACAAA52668F5B5336A91">
     <w:name w:val="A0711B191F8A4ACAAA52668F5B5336A91"/>
     <w:rsid w:val="00465EA2"/>
+    <w:pPr>
+      <w:spacing w:after="0" w:line="240" w:lineRule="auto"/>
+    </w:pPr>
+    <w:rPr>
+      <w:rFonts w:ascii="Arial" w:eastAsia="Arial" w:hAnsi="Arial" w:cs="Arial CYR"/>
+      <w:sz w:val="16"/>
+      <w:szCs w:val="20"/>
+    </w:rPr>
+  </w:style>
+  <w:style w:type="paragraph" w:customStyle="1" w:styleId="5B3AC5123BD04339B95A32F4E2B6D8FD1">
+    <w:name w:val="5B3AC5123BD04339B95A32F4E2B6D8FD1"/>
+    <w:rsid w:val="00E6696E"/>
     <w:pPr>
       <w:spacing w:after="0" w:line="240" w:lineRule="auto"/>
     </w:pPr>
